--- a/results2/table_06_heterogeneity_results_high_competition.docx
+++ b/results2/table_06_heterogeneity_results_high_competition.docx
@@ -98,43 +98,43 @@
               <w:jc w:val="left"/>
             </w:pPr>
             <w:r>
-              <w:t xml:space="preserve">0.063</w:t>
-            </w:r>
-          </w:p>
-        </w:tc>
-        <w:tc>
-          <w:tcPr/>
-          <w:p>
-            <w:pPr>
-              <w:pStyle w:val="Compact"/>
-              <w:jc w:val="left"/>
-            </w:pPr>
-            <w:r>
-              <w:t xml:space="preserve">-0.984**</w:t>
-            </w:r>
-          </w:p>
-        </w:tc>
-        <w:tc>
-          <w:tcPr/>
-          <w:p>
-            <w:pPr>
-              <w:pStyle w:val="Compact"/>
-              <w:jc w:val="left"/>
-            </w:pPr>
-            <w:r>
-              <w:t xml:space="preserve">0.040</w:t>
-            </w:r>
-          </w:p>
-        </w:tc>
-        <w:tc>
-          <w:tcPr/>
-          <w:p>
-            <w:pPr>
-              <w:pStyle w:val="Compact"/>
-              <w:jc w:val="left"/>
-            </w:pPr>
-            <w:r>
-              <w:t xml:space="preserve">0.071</w:t>
+              <w:t xml:space="preserve">-0.043</w:t>
+            </w:r>
+          </w:p>
+        </w:tc>
+        <w:tc>
+          <w:tcPr/>
+          <w:p>
+            <w:pPr>
+              <w:pStyle w:val="Compact"/>
+              <w:jc w:val="left"/>
+            </w:pPr>
+            <w:r>
+              <w:t xml:space="preserve">-0.434</w:t>
+            </w:r>
+          </w:p>
+        </w:tc>
+        <w:tc>
+          <w:tcPr/>
+          <w:p>
+            <w:pPr>
+              <w:pStyle w:val="Compact"/>
+              <w:jc w:val="left"/>
+            </w:pPr>
+            <w:r>
+              <w:t xml:space="preserve">-0.037</w:t>
+            </w:r>
+          </w:p>
+        </w:tc>
+        <w:tc>
+          <w:tcPr/>
+          <w:p>
+            <w:pPr>
+              <w:pStyle w:val="Compact"/>
+              <w:jc w:val="left"/>
+            </w:pPr>
+            <w:r>
+              <w:t xml:space="preserve">0.008</w:t>
             </w:r>
           </w:p>
         </w:tc>
@@ -156,43 +156,43 @@
               <w:jc w:val="left"/>
             </w:pPr>
             <w:r>
-              <w:t xml:space="preserve">(0.114)</w:t>
-            </w:r>
-          </w:p>
-        </w:tc>
-        <w:tc>
-          <w:tcPr/>
-          <w:p>
-            <w:pPr>
-              <w:pStyle w:val="Compact"/>
-              <w:jc w:val="left"/>
-            </w:pPr>
-            <w:r>
-              <w:t xml:space="preserve">(0.340)</w:t>
-            </w:r>
-          </w:p>
-        </w:tc>
-        <w:tc>
-          <w:tcPr/>
-          <w:p>
-            <w:pPr>
-              <w:pStyle w:val="Compact"/>
-              <w:jc w:val="left"/>
-            </w:pPr>
-            <w:r>
-              <w:t xml:space="preserve">(0.118)</w:t>
-            </w:r>
-          </w:p>
-        </w:tc>
-        <w:tc>
-          <w:tcPr/>
-          <w:p>
-            <w:pPr>
-              <w:pStyle w:val="Compact"/>
-              <w:jc w:val="left"/>
-            </w:pPr>
-            <w:r>
-              <w:t xml:space="preserve">(0.092)</w:t>
+              <w:t xml:space="preserve">(0.038)</w:t>
+            </w:r>
+          </w:p>
+        </w:tc>
+        <w:tc>
+          <w:tcPr/>
+          <w:p>
+            <w:pPr>
+              <w:pStyle w:val="Compact"/>
+              <w:jc w:val="left"/>
+            </w:pPr>
+            <w:r>
+              <w:t xml:space="preserve">(0.273)</w:t>
+            </w:r>
+          </w:p>
+        </w:tc>
+        <w:tc>
+          <w:tcPr/>
+          <w:p>
+            <w:pPr>
+              <w:pStyle w:val="Compact"/>
+              <w:jc w:val="left"/>
+            </w:pPr>
+            <w:r>
+              <w:t xml:space="preserve">(0.047)</w:t>
+            </w:r>
+          </w:p>
+        </w:tc>
+        <w:tc>
+          <w:tcPr/>
+          <w:p>
+            <w:pPr>
+              <w:pStyle w:val="Compact"/>
+              <w:jc w:val="left"/>
+            </w:pPr>
+            <w:r>
+              <w:t xml:space="preserve">(0.026)</w:t>
             </w:r>
           </w:p>
         </w:tc>
@@ -218,43 +218,43 @@
               <w:jc w:val="left"/>
             </w:pPr>
             <w:r>
-              <w:t xml:space="preserve">1.216***</w:t>
-            </w:r>
-          </w:p>
-        </w:tc>
-        <w:tc>
-          <w:tcPr/>
-          <w:p>
-            <w:pPr>
-              <w:pStyle w:val="Compact"/>
-              <w:jc w:val="left"/>
-            </w:pPr>
-            <w:r>
-              <w:t xml:space="preserve">1.184***</w:t>
-            </w:r>
-          </w:p>
-        </w:tc>
-        <w:tc>
-          <w:tcPr/>
-          <w:p>
-            <w:pPr>
-              <w:pStyle w:val="Compact"/>
-              <w:jc w:val="left"/>
-            </w:pPr>
-            <w:r>
-              <w:t xml:space="preserve">1.209***</w:t>
-            </w:r>
-          </w:p>
-        </w:tc>
-        <w:tc>
-          <w:tcPr/>
-          <w:p>
-            <w:pPr>
-              <w:pStyle w:val="Compact"/>
-              <w:jc w:val="left"/>
-            </w:pPr>
-            <w:r>
-              <w:t xml:space="preserve">1.160***</w:t>
+              <w:t xml:space="preserve">0.413***</w:t>
+            </w:r>
+          </w:p>
+        </w:tc>
+        <w:tc>
+          <w:tcPr/>
+          <w:p>
+            <w:pPr>
+              <w:pStyle w:val="Compact"/>
+              <w:jc w:val="left"/>
+            </w:pPr>
+            <w:r>
+              <w:t xml:space="preserve">0.565**</w:t>
+            </w:r>
+          </w:p>
+        </w:tc>
+        <w:tc>
+          <w:tcPr/>
+          <w:p>
+            <w:pPr>
+              <w:pStyle w:val="Compact"/>
+              <w:jc w:val="left"/>
+            </w:pPr>
+            <w:r>
+              <w:t xml:space="preserve">0.670**</w:t>
+            </w:r>
+          </w:p>
+        </w:tc>
+        <w:tc>
+          <w:tcPr/>
+          <w:p>
+            <w:pPr>
+              <w:pStyle w:val="Compact"/>
+              <w:jc w:val="left"/>
+            </w:pPr>
+            <w:r>
+              <w:t xml:space="preserve">0.230***</w:t>
             </w:r>
           </w:p>
         </w:tc>
@@ -276,43 +276,43 @@
               <w:jc w:val="left"/>
             </w:pPr>
             <w:r>
-              <w:t xml:space="preserve">(0.026)</w:t>
-            </w:r>
-          </w:p>
-        </w:tc>
-        <w:tc>
-          <w:tcPr/>
-          <w:p>
-            <w:pPr>
-              <w:pStyle w:val="Compact"/>
-              <w:jc w:val="left"/>
-            </w:pPr>
-            <w:r>
-              <w:t xml:space="preserve">(0.214)</w:t>
-            </w:r>
-          </w:p>
-        </w:tc>
-        <w:tc>
-          <w:tcPr/>
-          <w:p>
-            <w:pPr>
-              <w:pStyle w:val="Compact"/>
-              <w:jc w:val="left"/>
-            </w:pPr>
-            <w:r>
-              <w:t xml:space="preserve">(0.106)</w:t>
-            </w:r>
-          </w:p>
-        </w:tc>
-        <w:tc>
-          <w:tcPr/>
-          <w:p>
-            <w:pPr>
-              <w:pStyle w:val="Compact"/>
-              <w:jc w:val="left"/>
-            </w:pPr>
-            <w:r>
-              <w:t xml:space="preserve">(0.041)</w:t>
+              <w:t xml:space="preserve">(0.108)</w:t>
+            </w:r>
+          </w:p>
+        </w:tc>
+        <w:tc>
+          <w:tcPr/>
+          <w:p>
+            <w:pPr>
+              <w:pStyle w:val="Compact"/>
+              <w:jc w:val="left"/>
+            </w:pPr>
+            <w:r>
+              <w:t xml:space="preserve">(0.174)</w:t>
+            </w:r>
+          </w:p>
+        </w:tc>
+        <w:tc>
+          <w:tcPr/>
+          <w:p>
+            <w:pPr>
+              <w:pStyle w:val="Compact"/>
+              <w:jc w:val="left"/>
+            </w:pPr>
+            <w:r>
+              <w:t xml:space="preserve">(0.196)</w:t>
+            </w:r>
+          </w:p>
+        </w:tc>
+        <w:tc>
+          <w:tcPr/>
+          <w:p>
+            <w:pPr>
+              <w:pStyle w:val="Compact"/>
+              <w:jc w:val="left"/>
+            </w:pPr>
+            <w:r>
+              <w:t xml:space="preserve">(0.060)</w:t>
             </w:r>
           </w:p>
         </w:tc>
@@ -338,43 +338,43 @@
               <w:jc w:val="left"/>
             </w:pPr>
             <w:r>
-              <w:t xml:space="preserve">0.315**</w:t>
-            </w:r>
-          </w:p>
-        </w:tc>
-        <w:tc>
-          <w:tcPr/>
-          <w:p>
-            <w:pPr>
-              <w:pStyle w:val="Compact"/>
-              <w:jc w:val="left"/>
-            </w:pPr>
-            <w:r>
-              <w:t xml:space="preserve">-1.205</w:t>
-            </w:r>
-          </w:p>
-        </w:tc>
-        <w:tc>
-          <w:tcPr/>
-          <w:p>
-            <w:pPr>
-              <w:pStyle w:val="Compact"/>
-              <w:jc w:val="left"/>
-            </w:pPr>
-            <w:r>
-              <w:t xml:space="preserve">0.258*</w:t>
-            </w:r>
-          </w:p>
-        </w:tc>
-        <w:tc>
-          <w:tcPr/>
-          <w:p>
-            <w:pPr>
-              <w:pStyle w:val="Compact"/>
-              <w:jc w:val="left"/>
-            </w:pPr>
-            <w:r>
-              <w:t xml:space="preserve">0.288**</w:t>
+              <w:t xml:space="preserve">0.033</w:t>
+            </w:r>
+          </w:p>
+        </w:tc>
+        <w:tc>
+          <w:tcPr/>
+          <w:p>
+            <w:pPr>
+              <w:pStyle w:val="Compact"/>
+              <w:jc w:val="left"/>
+            </w:pPr>
+            <w:r>
+              <w:t xml:space="preserve">-1.306*</w:t>
+            </w:r>
+          </w:p>
+        </w:tc>
+        <w:tc>
+          <w:tcPr/>
+          <w:p>
+            <w:pPr>
+              <w:pStyle w:val="Compact"/>
+              <w:jc w:val="left"/>
+            </w:pPr>
+            <w:r>
+              <w:t xml:space="preserve">0.301**</w:t>
+            </w:r>
+          </w:p>
+        </w:tc>
+        <w:tc>
+          <w:tcPr/>
+          <w:p>
+            <w:pPr>
+              <w:pStyle w:val="Compact"/>
+              <w:jc w:val="left"/>
+            </w:pPr>
+            <w:r>
+              <w:t xml:space="preserve">-0.055</w:t>
             </w:r>
           </w:p>
         </w:tc>
@@ -396,43 +396,43 @@
               <w:jc w:val="left"/>
             </w:pPr>
             <w:r>
-              <w:t xml:space="preserve">(0.097)</w:t>
-            </w:r>
-          </w:p>
-        </w:tc>
-        <w:tc>
-          <w:tcPr/>
-          <w:p>
-            <w:pPr>
-              <w:pStyle w:val="Compact"/>
-              <w:jc w:val="left"/>
-            </w:pPr>
-            <w:r>
-              <w:t xml:space="preserve">(0.922)</w:t>
-            </w:r>
-          </w:p>
-        </w:tc>
-        <w:tc>
-          <w:tcPr/>
-          <w:p>
-            <w:pPr>
-              <w:pStyle w:val="Compact"/>
-              <w:jc w:val="left"/>
-            </w:pPr>
-            <w:r>
-              <w:t xml:space="preserve">(0.105)</w:t>
-            </w:r>
-          </w:p>
-        </w:tc>
-        <w:tc>
-          <w:tcPr/>
-          <w:p>
-            <w:pPr>
-              <w:pStyle w:val="Compact"/>
-              <w:jc w:val="left"/>
-            </w:pPr>
-            <w:r>
-              <w:t xml:space="preserve">(0.100)</w:t>
+              <w:t xml:space="preserve">(0.063)</w:t>
+            </w:r>
+          </w:p>
+        </w:tc>
+        <w:tc>
+          <w:tcPr/>
+          <w:p>
+            <w:pPr>
+              <w:pStyle w:val="Compact"/>
+              <w:jc w:val="left"/>
+            </w:pPr>
+            <w:r>
+              <w:t xml:space="preserve">(0.565)</w:t>
+            </w:r>
+          </w:p>
+        </w:tc>
+        <w:tc>
+          <w:tcPr/>
+          <w:p>
+            <w:pPr>
+              <w:pStyle w:val="Compact"/>
+              <w:jc w:val="left"/>
+            </w:pPr>
+            <w:r>
+              <w:t xml:space="preserve">(0.098)</w:t>
+            </w:r>
+          </w:p>
+        </w:tc>
+        <w:tc>
+          <w:tcPr/>
+          <w:p>
+            <w:pPr>
+              <w:pStyle w:val="Compact"/>
+              <w:jc w:val="left"/>
+            </w:pPr>
+            <w:r>
+              <w:t xml:space="preserve">(0.040)</w:t>
             </w:r>
           </w:p>
         </w:tc>
@@ -458,43 +458,43 @@
               <w:jc w:val="left"/>
             </w:pPr>
             <w:r>
-              <w:t xml:space="preserve">-0.003</w:t>
-            </w:r>
-          </w:p>
-        </w:tc>
-        <w:tc>
-          <w:tcPr/>
-          <w:p>
-            <w:pPr>
-              <w:pStyle w:val="Compact"/>
-              <w:jc w:val="left"/>
-            </w:pPr>
-            <w:r>
-              <w:t xml:space="preserve">-0.062</w:t>
-            </w:r>
-          </w:p>
-        </w:tc>
-        <w:tc>
-          <w:tcPr/>
-          <w:p>
-            <w:pPr>
-              <w:pStyle w:val="Compact"/>
-              <w:jc w:val="left"/>
-            </w:pPr>
-            <w:r>
-              <w:t xml:space="preserve">-0.004</w:t>
-            </w:r>
-          </w:p>
-        </w:tc>
-        <w:tc>
-          <w:tcPr/>
-          <w:p>
-            <w:pPr>
-              <w:pStyle w:val="Compact"/>
-              <w:jc w:val="left"/>
-            </w:pPr>
-            <w:r>
-              <w:t xml:space="preserve">-0.003</w:t>
+              <w:t xml:space="preserve">-0.002</w:t>
+            </w:r>
+          </w:p>
+        </w:tc>
+        <w:tc>
+          <w:tcPr/>
+          <w:p>
+            <w:pPr>
+              <w:pStyle w:val="Compact"/>
+              <w:jc w:val="left"/>
+            </w:pPr>
+            <w:r>
+              <w:t xml:space="preserve">-0.064+</w:t>
+            </w:r>
+          </w:p>
+        </w:tc>
+        <w:tc>
+          <w:tcPr/>
+          <w:p>
+            <w:pPr>
+              <w:pStyle w:val="Compact"/>
+              <w:jc w:val="left"/>
+            </w:pPr>
+            <w:r>
+              <w:t xml:space="preserve">-0.007+</w:t>
+            </w:r>
+          </w:p>
+        </w:tc>
+        <w:tc>
+          <w:tcPr/>
+          <w:p>
+            <w:pPr>
+              <w:pStyle w:val="Compact"/>
+              <w:jc w:val="left"/>
+            </w:pPr>
+            <w:r>
+              <w:t xml:space="preserve">-0.001</w:t>
             </w:r>
           </w:p>
         </w:tc>
@@ -516,7 +516,7 @@
               <w:jc w:val="left"/>
             </w:pPr>
             <w:r>
-              <w:t xml:space="preserve">(0.003)</w:t>
+              <w:t xml:space="preserve">(0.002)</w:t>
             </w:r>
           </w:p>
         </w:tc>
@@ -540,19 +540,19 @@
               <w:jc w:val="left"/>
             </w:pPr>
             <w:r>
-              <w:t xml:space="preserve">(0.006)</w:t>
-            </w:r>
-          </w:p>
-        </w:tc>
-        <w:tc>
-          <w:tcPr/>
-          <w:p>
-            <w:pPr>
-              <w:pStyle w:val="Compact"/>
-              <w:jc w:val="left"/>
-            </w:pPr>
-            <w:r>
-              <w:t xml:space="preserve">(0.003)</w:t>
+              <w:t xml:space="preserve">(0.004)</w:t>
+            </w:r>
+          </w:p>
+        </w:tc>
+        <w:tc>
+          <w:tcPr/>
+          <w:p>
+            <w:pPr>
+              <w:pStyle w:val="Compact"/>
+              <w:jc w:val="left"/>
+            </w:pPr>
+            <w:r>
+              <w:t xml:space="preserve">(0.001)</w:t>
             </w:r>
           </w:p>
         </w:tc>
@@ -578,30 +578,6 @@
               <w:jc w:val="left"/>
             </w:pPr>
             <w:r>
-              <w:t xml:space="preserve">0.002</w:t>
-            </w:r>
-          </w:p>
-        </w:tc>
-        <w:tc>
-          <w:tcPr/>
-          <w:p>
-            <w:pPr>
-              <w:pStyle w:val="Compact"/>
-              <w:jc w:val="left"/>
-            </w:pPr>
-            <w:r>
-              <w:t xml:space="preserve">-0.012</w:t>
-            </w:r>
-          </w:p>
-        </w:tc>
-        <w:tc>
-          <w:tcPr/>
-          <w:p>
-            <w:pPr>
-              <w:pStyle w:val="Compact"/>
-              <w:jc w:val="left"/>
-            </w:pPr>
-            <w:r>
               <w:t xml:space="preserve">0.003</w:t>
             </w:r>
           </w:p>
@@ -614,7 +590,31 @@
               <w:jc w:val="left"/>
             </w:pPr>
             <w:r>
-              <w:t xml:space="preserve">-0.001</w:t>
+              <w:t xml:space="preserve">-0.038+</w:t>
+            </w:r>
+          </w:p>
+        </w:tc>
+        <w:tc>
+          <w:tcPr/>
+          <w:p>
+            <w:pPr>
+              <w:pStyle w:val="Compact"/>
+              <w:jc w:val="left"/>
+            </w:pPr>
+            <w:r>
+              <w:t xml:space="preserve">0.005</w:t>
+            </w:r>
+          </w:p>
+        </w:tc>
+        <w:tc>
+          <w:tcPr/>
+          <w:p>
+            <w:pPr>
+              <w:pStyle w:val="Compact"/>
+              <w:jc w:val="left"/>
+            </w:pPr>
+            <w:r>
+              <w:t xml:space="preserve">-0.000</w:t>
             </w:r>
           </w:p>
         </w:tc>
@@ -636,43 +636,43 @@
               <w:jc w:val="left"/>
             </w:pPr>
             <w:r>
-              <w:t xml:space="preserve">(0.003)</w:t>
-            </w:r>
-          </w:p>
-        </w:tc>
-        <w:tc>
-          <w:tcPr/>
-          <w:p>
-            <w:pPr>
-              <w:pStyle w:val="Compact"/>
-              <w:jc w:val="left"/>
-            </w:pPr>
-            <w:r>
-              <w:t xml:space="preserve">(0.015)</w:t>
-            </w:r>
-          </w:p>
-        </w:tc>
-        <w:tc>
-          <w:tcPr/>
-          <w:p>
-            <w:pPr>
-              <w:pStyle w:val="Compact"/>
-              <w:jc w:val="left"/>
-            </w:pPr>
-            <w:r>
-              <w:t xml:space="preserve">(0.006)</w:t>
-            </w:r>
-          </w:p>
-        </w:tc>
-        <w:tc>
-          <w:tcPr/>
-          <w:p>
-            <w:pPr>
-              <w:pStyle w:val="Compact"/>
-              <w:jc w:val="left"/>
-            </w:pPr>
-            <w:r>
-              <w:t xml:space="preserve">(0.003)</w:t>
+              <w:t xml:space="preserve">(0.002)</w:t>
+            </w:r>
+          </w:p>
+        </w:tc>
+        <w:tc>
+          <w:tcPr/>
+          <w:p>
+            <w:pPr>
+              <w:pStyle w:val="Compact"/>
+              <w:jc w:val="left"/>
+            </w:pPr>
+            <w:r>
+              <w:t xml:space="preserve">(0.019)</w:t>
+            </w:r>
+          </w:p>
+        </w:tc>
+        <w:tc>
+          <w:tcPr/>
+          <w:p>
+            <w:pPr>
+              <w:pStyle w:val="Compact"/>
+              <w:jc w:val="left"/>
+            </w:pPr>
+            <w:r>
+              <w:t xml:space="preserve">(0.004)</w:t>
+            </w:r>
+          </w:p>
+        </w:tc>
+        <w:tc>
+          <w:tcPr/>
+          <w:p>
+            <w:pPr>
+              <w:pStyle w:val="Compact"/>
+              <w:jc w:val="left"/>
+            </w:pPr>
+            <w:r>
+              <w:t xml:space="preserve">(0.002)</w:t>
             </w:r>
           </w:p>
         </w:tc>
@@ -760,43 +760,43 @@
               <w:jc w:val="left"/>
             </w:pPr>
             <w:r>
-              <w:t xml:space="preserve">0.885</w:t>
-            </w:r>
-          </w:p>
-        </w:tc>
-        <w:tc>
-          <w:tcPr/>
-          <w:p>
-            <w:pPr>
-              <w:pStyle w:val="Compact"/>
-              <w:jc w:val="left"/>
-            </w:pPr>
-            <w:r>
-              <w:t xml:space="preserve">0.924</w:t>
-            </w:r>
-          </w:p>
-        </w:tc>
-        <w:tc>
-          <w:tcPr/>
-          <w:p>
-            <w:pPr>
-              <w:pStyle w:val="Compact"/>
-              <w:jc w:val="left"/>
-            </w:pPr>
-            <w:r>
-              <w:t xml:space="preserve">0.865</w:t>
-            </w:r>
-          </w:p>
-        </w:tc>
-        <w:tc>
-          <w:tcPr/>
-          <w:p>
-            <w:pPr>
-              <w:pStyle w:val="Compact"/>
-              <w:jc w:val="left"/>
-            </w:pPr>
-            <w:r>
-              <w:t xml:space="preserve">0.886</w:t>
+              <w:t xml:space="preserve">0.658</w:t>
+            </w:r>
+          </w:p>
+        </w:tc>
+        <w:tc>
+          <w:tcPr/>
+          <w:p>
+            <w:pPr>
+              <w:pStyle w:val="Compact"/>
+              <w:jc w:val="left"/>
+            </w:pPr>
+            <w:r>
+              <w:t xml:space="preserve">0.705</w:t>
+            </w:r>
+          </w:p>
+        </w:tc>
+        <w:tc>
+          <w:tcPr/>
+          <w:p>
+            <w:pPr>
+              <w:pStyle w:val="Compact"/>
+              <w:jc w:val="left"/>
+            </w:pPr>
+            <w:r>
+              <w:t xml:space="preserve">0.788</w:t>
+            </w:r>
+          </w:p>
+        </w:tc>
+        <w:tc>
+          <w:tcPr/>
+          <w:p>
+            <w:pPr>
+              <w:pStyle w:val="Compact"/>
+              <w:jc w:val="left"/>
+            </w:pPr>
+            <w:r>
+              <w:t xml:space="preserve">0.509</w:t>
             </w:r>
           </w:p>
         </w:tc>
@@ -822,43 +822,43 @@
               <w:jc w:val="left"/>
             </w:pPr>
             <w:r>
-              <w:t xml:space="preserve">0.884</w:t>
-            </w:r>
-          </w:p>
-        </w:tc>
-        <w:tc>
-          <w:tcPr/>
-          <w:p>
-            <w:pPr>
-              <w:pStyle w:val="Compact"/>
-              <w:jc w:val="left"/>
-            </w:pPr>
-            <w:r>
-              <w:t xml:space="preserve">0.900</w:t>
-            </w:r>
-          </w:p>
-        </w:tc>
-        <w:tc>
-          <w:tcPr/>
-          <w:p>
-            <w:pPr>
-              <w:pStyle w:val="Compact"/>
-              <w:jc w:val="left"/>
-            </w:pPr>
-            <w:r>
-              <w:t xml:space="preserve">0.862</w:t>
-            </w:r>
-          </w:p>
-        </w:tc>
-        <w:tc>
-          <w:tcPr/>
-          <w:p>
-            <w:pPr>
-              <w:pStyle w:val="Compact"/>
-              <w:jc w:val="left"/>
-            </w:pPr>
-            <w:r>
-              <w:t xml:space="preserve">0.885</w:t>
+              <w:t xml:space="preserve">0.655</w:t>
+            </w:r>
+          </w:p>
+        </w:tc>
+        <w:tc>
+          <w:tcPr/>
+          <w:p>
+            <w:pPr>
+              <w:pStyle w:val="Compact"/>
+              <w:jc w:val="left"/>
+            </w:pPr>
+            <w:r>
+              <w:t xml:space="preserve">0.615</w:t>
+            </w:r>
+          </w:p>
+        </w:tc>
+        <w:tc>
+          <w:tcPr/>
+          <w:p>
+            <w:pPr>
+              <w:pStyle w:val="Compact"/>
+              <w:jc w:val="left"/>
+            </w:pPr>
+            <w:r>
+              <w:t xml:space="preserve">0.783</w:t>
+            </w:r>
+          </w:p>
+        </w:tc>
+        <w:tc>
+          <w:tcPr/>
+          <w:p>
+            <w:pPr>
+              <w:pStyle w:val="Compact"/>
+              <w:jc w:val="left"/>
+            </w:pPr>
+            <w:r>
+              <w:t xml:space="preserve">0.503</w:t>
             </w:r>
           </w:p>
         </w:tc>
@@ -884,43 +884,43 @@
               <w:jc w:val="left"/>
             </w:pPr>
             <w:r>
-              <w:t xml:space="preserve">0.604</w:t>
-            </w:r>
-          </w:p>
-        </w:tc>
-        <w:tc>
-          <w:tcPr/>
-          <w:p>
-            <w:pPr>
-              <w:pStyle w:val="Compact"/>
-              <w:jc w:val="left"/>
-            </w:pPr>
-            <w:r>
-              <w:t xml:space="preserve">0.621</w:t>
-            </w:r>
-          </w:p>
-        </w:tc>
-        <w:tc>
-          <w:tcPr/>
-          <w:p>
-            <w:pPr>
-              <w:pStyle w:val="Compact"/>
-              <w:jc w:val="left"/>
-            </w:pPr>
-            <w:r>
-              <w:t xml:space="preserve">0.235</w:t>
-            </w:r>
-          </w:p>
-        </w:tc>
-        <w:tc>
-          <w:tcPr/>
-          <w:p>
-            <w:pPr>
-              <w:pStyle w:val="Compact"/>
-              <w:jc w:val="left"/>
-            </w:pPr>
-            <w:r>
-              <w:t xml:space="preserve">0.492</w:t>
+              <w:t xml:space="preserve">0.262</w:t>
+            </w:r>
+          </w:p>
+        </w:tc>
+        <w:tc>
+          <w:tcPr/>
+          <w:p>
+            <w:pPr>
+              <w:pStyle w:val="Compact"/>
+              <w:jc w:val="left"/>
+            </w:pPr>
+            <w:r>
+              <w:t xml:space="preserve">0.432</w:t>
+            </w:r>
+          </w:p>
+        </w:tc>
+        <w:tc>
+          <w:tcPr/>
+          <w:p>
+            <w:pPr>
+              <w:pStyle w:val="Compact"/>
+              <w:jc w:val="left"/>
+            </w:pPr>
+            <w:r>
+              <w:t xml:space="preserve">0.177</w:t>
+            </w:r>
+          </w:p>
+        </w:tc>
+        <w:tc>
+          <w:tcPr/>
+          <w:p>
+            <w:pPr>
+              <w:pStyle w:val="Compact"/>
+              <w:jc w:val="left"/>
+            </w:pPr>
+            <w:r>
+              <w:t xml:space="preserve">0.112</w:t>
             </w:r>
           </w:p>
         </w:tc>
@@ -946,43 +946,43 @@
               <w:jc w:val="left"/>
             </w:pPr>
             <w:r>
-              <w:t xml:space="preserve">0.604</w:t>
-            </w:r>
-          </w:p>
-        </w:tc>
-        <w:tc>
-          <w:tcPr/>
-          <w:p>
-            <w:pPr>
-              <w:pStyle w:val="Compact"/>
-              <w:jc w:val="left"/>
-            </w:pPr>
-            <w:r>
-              <w:t xml:space="preserve">0.598</w:t>
-            </w:r>
-          </w:p>
-        </w:tc>
-        <w:tc>
-          <w:tcPr/>
-          <w:p>
-            <w:pPr>
-              <w:pStyle w:val="Compact"/>
-              <w:jc w:val="left"/>
-            </w:pPr>
-            <w:r>
-              <w:t xml:space="preserve">0.229</w:t>
-            </w:r>
-          </w:p>
-        </w:tc>
-        <w:tc>
-          <w:tcPr/>
-          <w:p>
-            <w:pPr>
-              <w:pStyle w:val="Compact"/>
-              <w:jc w:val="left"/>
-            </w:pPr>
-            <w:r>
-              <w:t xml:space="preserve">0.490</w:t>
+              <w:t xml:space="preserve">0.260</w:t>
+            </w:r>
+          </w:p>
+        </w:tc>
+        <w:tc>
+          <w:tcPr/>
+          <w:p>
+            <w:pPr>
+              <w:pStyle w:val="Compact"/>
+              <w:jc w:val="left"/>
+            </w:pPr>
+            <w:r>
+              <w:t xml:space="preserve">0.397</w:t>
+            </w:r>
+          </w:p>
+        </w:tc>
+        <w:tc>
+          <w:tcPr/>
+          <w:p>
+            <w:pPr>
+              <w:pStyle w:val="Compact"/>
+              <w:jc w:val="left"/>
+            </w:pPr>
+            <w:r>
+              <w:t xml:space="preserve">0.171</w:t>
+            </w:r>
+          </w:p>
+        </w:tc>
+        <w:tc>
+          <w:tcPr/>
+          <w:p>
+            <w:pPr>
+              <w:pStyle w:val="Compact"/>
+              <w:jc w:val="left"/>
+            </w:pPr>
+            <w:r>
+              <w:t xml:space="preserve">0.109</w:t>
             </w:r>
           </w:p>
         </w:tc>
